--- a/testakten/sanierungsgewinn-insolvenzplan-grossbach-druckguss-erfurt-2026/16_strafrechtliche_risiken_steuerhinterziehung.docx
+++ b/testakten/sanierungsgewinn-insolvenzplan-grossbach-druckguss-erfurt-2026/16_strafrechtliche_risiken_steuerhinterziehung.docx
@@ -5,16 +5,20 @@
     <w:p>
       <w:pPr>
         <w:pStyle w:val="Heading1"/>
+        <w:spacing w:after="160" w:line="259" w:lineRule="auto"/>
       </w:pPr>
       <w:r>
         <w:rPr>
           <w:rFonts w:ascii="Times New Roman" w:hAnsi="Times New Roman"/>
+          <w:b/>
+          <w:sz w:val="28"/>
         </w:rPr>
         <w:t>16 Strafrechtliche Risiken — § 370 AO (Steuerhinterziehung)? Pruefung Engelmeier-Versäumnis</w:t>
       </w:r>
     </w:p>
     <w:p>
       <w:pPr>
+        <w:spacing w:line="259" w:lineRule="auto" w:after="60"/>
         <w:jc w:val="left"/>
       </w:pPr>
       <w:r>
@@ -29,45 +33,67 @@
     </w:p>
     <w:p>
       <w:pPr>
+        <w:spacing w:before="120" w:after="60" w:line="259" w:lineRule="auto"/>
         <w:jc w:val="left"/>
       </w:pPr>
       <w:r>
         <w:rPr>
-          <w:b/>
+          <w:rFonts w:ascii="Times New Roman" w:hAnsi="Times New Roman"/>
+          <w:b w:val="0"/>
+          <w:i w:val="0"/>
+          <w:sz w:val="22"/>
         </w:rPr>
         <w:t>Datum:</w:t>
       </w:r>
       <w:r>
+        <w:rPr>
+          <w:rFonts w:ascii="Times New Roman" w:hAnsi="Times New Roman"/>
+          <w:b w:val="0"/>
+          <w:i w:val="0"/>
+          <w:sz w:val="22"/>
+        </w:rPr>
         <w:t xml:space="preserve"> 18.07.2026</w:t>
       </w:r>
     </w:p>
     <w:p>
       <w:pPr>
+        <w:spacing w:before="120" w:after="60" w:line="259" w:lineRule="auto"/>
         <w:jc w:val="left"/>
       </w:pPr>
       <w:r>
         <w:rPr>
+          <w:rFonts w:ascii="Times New Roman" w:hAnsi="Times New Roman"/>
           <w:b/>
+          <w:sz w:val="22"/>
         </w:rPr>
         <w:t>Vertraulichkeit:</w:t>
       </w:r>
       <w:r>
+        <w:rPr>
+          <w:rFonts w:ascii="Times New Roman" w:hAnsi="Times New Roman"/>
+          <w:b/>
+          <w:sz w:val="22"/>
+        </w:rPr>
         <w:t xml:space="preserve"> intern</w:t>
       </w:r>
     </w:p>
     <w:p>
       <w:pPr>
         <w:pStyle w:val="Heading2"/>
+        <w:spacing w:before="120" w:after="60" w:line="259" w:lineRule="auto"/>
       </w:pPr>
       <w:r>
         <w:rPr>
           <w:rFonts w:ascii="Times New Roman" w:hAnsi="Times New Roman"/>
+          <w:b/>
+          <w:sz w:val="22"/>
         </w:rPr>
         <w:t>I. Sachverhalt (verkürzt)</w:t>
       </w:r>
     </w:p>
     <w:p>
       <w:pPr>
+        <w:spacing w:line="259" w:lineRule="auto" w:after="60"/>
         <w:jc w:val="left"/>
       </w:pPr>
       <w:r>
@@ -76,6 +102,7 @@
     </w:p>
     <w:p>
       <w:pPr>
+        <w:spacing w:line="259" w:lineRule="auto" w:after="60"/>
         <w:jc w:val="left"/>
       </w:pPr>
       <w:r>
@@ -85,16 +112,20 @@
     <w:p>
       <w:pPr>
         <w:pStyle w:val="Heading2"/>
+        <w:spacing w:before="120" w:after="60" w:line="259" w:lineRule="auto"/>
       </w:pPr>
       <w:r>
         <w:rPr>
           <w:rFonts w:ascii="Times New Roman" w:hAnsi="Times New Roman"/>
+          <w:b/>
+          <w:sz w:val="22"/>
         </w:rPr>
         <w:t>II. Tatbestand § 370 AO</w:t>
       </w:r>
     </w:p>
     <w:p>
       <w:pPr>
+        <w:spacing w:line="259" w:lineRule="auto" w:after="60"/>
         <w:jc w:val="left"/>
       </w:pPr>
       <w:r>
@@ -103,6 +134,7 @@
     </w:p>
     <w:p>
       <w:pPr>
+        <w:spacing w:line="259" w:lineRule="auto" w:after="60"/>
         <w:ind w:left="567"/>
       </w:pPr>
       <w:r>
@@ -114,6 +146,7 @@
     </w:p>
     <w:p>
       <w:pPr>
+        <w:spacing w:line="259" w:lineRule="auto" w:after="60"/>
         <w:ind w:left="567"/>
       </w:pPr>
       <w:r>
@@ -125,6 +158,7 @@
     </w:p>
     <w:p>
       <w:pPr>
+        <w:spacing w:line="259" w:lineRule="auto" w:after="60"/>
         <w:ind w:left="567"/>
       </w:pPr>
       <w:r>
@@ -136,6 +170,7 @@
     </w:p>
     <w:p>
       <w:pPr>
+        <w:spacing w:line="259" w:lineRule="auto" w:after="60"/>
         <w:ind w:left="567"/>
       </w:pPr>
       <w:r>
@@ -147,6 +182,7 @@
     </w:p>
     <w:p>
       <w:pPr>
+        <w:spacing w:line="259" w:lineRule="auto" w:after="60"/>
         <w:ind w:left="567"/>
       </w:pPr>
       <w:r>
@@ -159,6 +195,7 @@
     <w:p>
       <w:pPr>
         <w:pStyle w:val="Heading2"/>
+        <w:spacing w:line="259" w:lineRule="auto" w:after="60"/>
       </w:pPr>
       <w:r>
         <w:rPr>
@@ -170,6 +207,7 @@
     <w:p>
       <w:pPr>
         <w:pStyle w:val="Heading3"/>
+        <w:spacing w:line="259" w:lineRule="auto" w:after="60"/>
       </w:pPr>
       <w:r>
         <w:rPr>
@@ -180,6 +218,7 @@
     </w:p>
     <w:p>
       <w:pPr>
+        <w:spacing w:line="259" w:lineRule="auto" w:after="60"/>
         <w:jc w:val="left"/>
       </w:pPr>
       <w:r>
@@ -206,6 +245,7 @@
     </w:p>
     <w:p>
       <w:pPr>
+        <w:spacing w:line="259" w:lineRule="auto" w:after="60"/>
         <w:jc w:val="left"/>
       </w:pPr>
       <w:r>
@@ -215,6 +255,7 @@
     <w:p>
       <w:pPr>
         <w:pStyle w:val="ListBullet"/>
+        <w:spacing w:line="259" w:lineRule="auto" w:after="60"/>
       </w:pPr>
       <w:r>
         <w:t>Falls § 3a EStG-Befreiung gelingt: Keine Steuerverkuerzung. Die Befreiung ist gesetzeskonform.</w:t>
@@ -223,6 +264,7 @@
     <w:p>
       <w:pPr>
         <w:pStyle w:val="ListBullet"/>
+        <w:spacing w:line="259" w:lineRule="auto" w:after="60"/>
       </w:pPr>
       <w:r>
         <w:t>Falls § 3a EStG-Befreiung scheitert: Die Steuer wird festgesetzt (8 Mio EUR). Keine Verkürzung.</w:t>
@@ -230,6 +272,7 @@
     </w:p>
     <w:p>
       <w:pPr>
+        <w:spacing w:line="259" w:lineRule="auto" w:after="60"/>
         <w:jc w:val="left"/>
       </w:pPr>
       <w:r>
@@ -245,6 +288,7 @@
     <w:p>
       <w:pPr>
         <w:pStyle w:val="Heading3"/>
+        <w:spacing w:line="259" w:lineRule="auto" w:after="60"/>
       </w:pPr>
       <w:r>
         <w:rPr>
@@ -255,6 +299,7 @@
     </w:p>
     <w:p>
       <w:pPr>
+        <w:spacing w:line="259" w:lineRule="auto" w:after="60"/>
         <w:jc w:val="left"/>
       </w:pPr>
       <w:r>
@@ -272,6 +317,7 @@
     </w:p>
     <w:p>
       <w:pPr>
+        <w:spacing w:line="259" w:lineRule="auto" w:after="60"/>
         <w:jc w:val="left"/>
       </w:pPr>
       <w:r>
@@ -287,6 +333,7 @@
     <w:p>
       <w:pPr>
         <w:pStyle w:val="Heading3"/>
+        <w:spacing w:line="259" w:lineRule="auto" w:after="60"/>
       </w:pPr>
       <w:r>
         <w:rPr>
@@ -297,6 +344,7 @@
     </w:p>
     <w:p>
       <w:pPr>
+        <w:spacing w:line="259" w:lineRule="auto" w:after="60"/>
         <w:jc w:val="left"/>
       </w:pPr>
       <w:r>
@@ -305,6 +353,7 @@
     </w:p>
     <w:p>
       <w:pPr>
+        <w:spacing w:line="259" w:lineRule="auto" w:after="60"/>
         <w:jc w:val="left"/>
       </w:pPr>
       <w:r>
@@ -320,6 +369,7 @@
     <w:p>
       <w:pPr>
         <w:pStyle w:val="Heading2"/>
+        <w:spacing w:line="259" w:lineRule="auto" w:after="60"/>
       </w:pPr>
       <w:r>
         <w:rPr>
@@ -331,6 +381,7 @@
     <w:p>
       <w:pPr>
         <w:pStyle w:val="Heading3"/>
+        <w:spacing w:line="259" w:lineRule="auto" w:after="60"/>
       </w:pPr>
       <w:r>
         <w:rPr>
@@ -341,6 +392,7 @@
     </w:p>
     <w:p>
       <w:pPr>
+        <w:spacing w:line="259" w:lineRule="auto" w:after="60"/>
         <w:jc w:val="left"/>
       </w:pPr>
       <w:r>
@@ -349,6 +401,7 @@
     </w:p>
     <w:p>
       <w:pPr>
+        <w:spacing w:line="259" w:lineRule="auto" w:after="60"/>
         <w:jc w:val="left"/>
       </w:pPr>
       <w:r>
@@ -364,6 +417,7 @@
     <w:p>
       <w:pPr>
         <w:pStyle w:val="Heading3"/>
+        <w:spacing w:line="259" w:lineRule="auto" w:after="60"/>
       </w:pPr>
       <w:r>
         <w:rPr>
@@ -374,6 +428,7 @@
     </w:p>
     <w:p>
       <w:pPr>
+        <w:spacing w:line="259" w:lineRule="auto" w:after="60"/>
         <w:jc w:val="left"/>
       </w:pPr>
       <w:r>
@@ -382,6 +437,7 @@
     </w:p>
     <w:p>
       <w:pPr>
+        <w:spacing w:line="259" w:lineRule="auto" w:after="60"/>
         <w:jc w:val="left"/>
       </w:pPr>
       <w:r>
@@ -397,6 +453,7 @@
     <w:p>
       <w:pPr>
         <w:pStyle w:val="Heading3"/>
+        <w:spacing w:line="259" w:lineRule="auto" w:after="60"/>
       </w:pPr>
       <w:r>
         <w:rPr>
@@ -407,6 +464,7 @@
     </w:p>
     <w:p>
       <w:pPr>
+        <w:spacing w:line="259" w:lineRule="auto" w:after="60"/>
         <w:jc w:val="left"/>
       </w:pPr>
       <w:r>
@@ -415,6 +473,7 @@
     </w:p>
     <w:p>
       <w:pPr>
+        <w:spacing w:line="259" w:lineRule="auto" w:after="60"/>
         <w:jc w:val="left"/>
       </w:pPr>
       <w:r>
@@ -430,6 +489,7 @@
     <w:p>
       <w:pPr>
         <w:pStyle w:val="Heading2"/>
+        <w:spacing w:line="259" w:lineRule="auto" w:after="60"/>
       </w:pPr>
       <w:r>
         <w:rPr>
@@ -441,6 +501,7 @@
     <w:p>
       <w:pPr>
         <w:pStyle w:val="Heading3"/>
+        <w:spacing w:line="259" w:lineRule="auto" w:after="60"/>
       </w:pPr>
       <w:r>
         <w:rPr>
@@ -451,6 +512,7 @@
     </w:p>
     <w:p>
       <w:pPr>
+        <w:spacing w:line="259" w:lineRule="auto" w:after="60"/>
         <w:jc w:val="left"/>
       </w:pPr>
       <w:r>
@@ -459,6 +521,7 @@
     </w:p>
     <w:p>
       <w:pPr>
+        <w:spacing w:line="259" w:lineRule="auto" w:after="60"/>
         <w:jc w:val="left"/>
       </w:pPr>
       <w:r>
@@ -474,6 +537,7 @@
     <w:p>
       <w:pPr>
         <w:pStyle w:val="Heading3"/>
+        <w:spacing w:line="259" w:lineRule="auto" w:after="60"/>
       </w:pPr>
       <w:r>
         <w:rPr>
@@ -484,6 +548,7 @@
     </w:p>
     <w:p>
       <w:pPr>
+        <w:spacing w:line="259" w:lineRule="auto" w:after="60"/>
         <w:jc w:val="left"/>
       </w:pPr>
       <w:r>
@@ -492,6 +557,7 @@
     </w:p>
     <w:p>
       <w:pPr>
+        <w:spacing w:line="259" w:lineRule="auto" w:after="60"/>
         <w:jc w:val="left"/>
       </w:pPr>
       <w:r>
@@ -507,6 +573,7 @@
     <w:p>
       <w:pPr>
         <w:pStyle w:val="Heading3"/>
+        <w:spacing w:line="259" w:lineRule="auto" w:after="60"/>
       </w:pPr>
       <w:r>
         <w:rPr>
@@ -517,6 +584,7 @@
     </w:p>
     <w:p>
       <w:pPr>
+        <w:spacing w:line="259" w:lineRule="auto" w:after="60"/>
         <w:jc w:val="left"/>
       </w:pPr>
       <w:r>
@@ -525,6 +593,7 @@
     </w:p>
     <w:p>
       <w:pPr>
+        <w:spacing w:line="259" w:lineRule="auto" w:after="60"/>
         <w:jc w:val="left"/>
       </w:pPr>
       <w:r>
@@ -543,6 +612,7 @@
     <w:p>
       <w:pPr>
         <w:pStyle w:val="Heading3"/>
+        <w:spacing w:line="259" w:lineRule="auto" w:after="60"/>
       </w:pPr>
       <w:r>
         <w:rPr>
@@ -553,6 +623,7 @@
     </w:p>
     <w:p>
       <w:pPr>
+        <w:spacing w:line="259" w:lineRule="auto" w:after="60"/>
         <w:jc w:val="left"/>
       </w:pPr>
       <w:r>
@@ -561,6 +632,7 @@
     </w:p>
     <w:p>
       <w:pPr>
+        <w:spacing w:line="259" w:lineRule="auto" w:after="60"/>
         <w:jc w:val="left"/>
       </w:pPr>
       <w:r>
@@ -576,6 +648,7 @@
     <w:p>
       <w:pPr>
         <w:pStyle w:val="Heading2"/>
+        <w:spacing w:line="259" w:lineRule="auto" w:after="60"/>
       </w:pPr>
       <w:r>
         <w:rPr>
@@ -809,6 +882,7 @@
     </w:tbl>
     <w:p>
       <w:pPr>
+        <w:spacing w:line="259" w:lineRule="auto" w:after="60"/>
         <w:jc w:val="left"/>
       </w:pPr>
       <w:r>
@@ -823,6 +897,7 @@
     </w:p>
     <w:p>
       <w:pPr>
+        <w:spacing w:line="259" w:lineRule="auto" w:after="60"/>
         <w:jc w:val="left"/>
       </w:pPr>
       <w:r>
@@ -837,6 +912,7 @@
     </w:p>
     <w:p>
       <w:pPr>
+        <w:spacing w:line="259" w:lineRule="auto" w:after="60"/>
         <w:jc w:val="left"/>
       </w:pPr>
       <w:r>
@@ -844,13 +920,58 @@
       </w:r>
     </w:p>
     <w:sectPr>
+      <w:headerReference w:type="default" r:id="rId9"/>
+      <w:footerReference w:type="default" r:id="rId10"/>
       <w:pgSz w:w="11906" w:h="16838"/>
-      <w:pgMar w:top="1417" w:right="1417" w:bottom="1417" w:left="1417" w:header="720" w:footer="720" w:gutter="0"/>
+      <w:pgMar w:top="1191" w:right="1247" w:bottom="1134" w:left="1361" w:header="720" w:footer="720" w:gutter="0"/>
       <w:cols w:space="720"/>
       <w:docGrid w:linePitch="360"/>
     </w:sectPr>
   </w:body>
 </w:document>
+</file>
+
+<file path=word/footer1.xml><?xml version="1.0" encoding="utf-8"?>
+<w:ftr xmlns:m="http://schemas.openxmlformats.org/officeDocument/2006/math" xmlns:mc="http://schemas.openxmlformats.org/markup-compatibility/2006" xmlns:mo="http://schemas.microsoft.com/office/mac/office/2008/main" xmlns:mv="urn:schemas-microsoft-com:mac:vml" xmlns:o="urn:schemas-microsoft-com:office:office" xmlns:r="http://schemas.openxmlformats.org/officeDocument/2006/relationships" xmlns:v="urn:schemas-microsoft-com:vml" xmlns:w10="urn:schemas-microsoft-com:office:word" xmlns:w14="http://schemas.microsoft.com/office/word/2010/wordml" xmlns:w="http://schemas.openxmlformats.org/wordprocessingml/2006/main" xmlns:wne="http://schemas.microsoft.com/office/word/2006/wordml" xmlns:wp14="http://schemas.microsoft.com/office/word/2010/wordprocessingDrawing" xmlns:wp="http://schemas.openxmlformats.org/drawingml/2006/wordprocessingDrawing" xmlns:wpc="http://schemas.microsoft.com/office/word/2010/wordprocessingCanvas" xmlns:wpg="http://schemas.microsoft.com/office/word/2010/wordprocessingGroup" xmlns:wpi="http://schemas.microsoft.com/office/word/2010/wordprocessingInk" xmlns:wps="http://schemas.microsoft.com/office/word/2010/wordprocessingShape" mc:Ignorable="w14 wp14">
+  <w:p>
+    <w:pPr>
+      <w:pStyle w:val="Footer"/>
+      <w:jc w:val="left"/>
+    </w:pPr>
+    <w:r/>
+    <w:r>
+      <w:rPr>
+        <w:rFonts w:ascii="Times New Roman" w:hAnsi="Times New Roman"/>
+        <w:b w:val="0"/>
+        <w:color w:val="777777"/>
+        <w:sz w:val="17"/>
+      </w:rPr>
+      <w:t>Vertraulich | Bearbeitungsstand Juli 2026 | nur zur Aktenbearbeitung</w:t>
+    </w:r>
+  </w:p>
+</w:ftr>
+</file>
+
+<file path=word/header1.xml><?xml version="1.0" encoding="utf-8"?>
+<w:hdr xmlns:m="http://schemas.openxmlformats.org/officeDocument/2006/math" xmlns:mc="http://schemas.openxmlformats.org/markup-compatibility/2006" xmlns:mo="http://schemas.microsoft.com/office/mac/office/2008/main" xmlns:mv="urn:schemas-microsoft-com:mac:vml" xmlns:o="urn:schemas-microsoft-com:office:office" xmlns:r="http://schemas.openxmlformats.org/officeDocument/2006/relationships" xmlns:v="urn:schemas-microsoft-com:vml" xmlns:w10="urn:schemas-microsoft-com:office:word" xmlns:w14="http://schemas.microsoft.com/office/word/2010/wordml" xmlns:w="http://schemas.openxmlformats.org/wordprocessingml/2006/main" xmlns:wne="http://schemas.microsoft.com/office/word/2006/wordml" xmlns:wp14="http://schemas.microsoft.com/office/word/2010/wordprocessingDrawing" xmlns:wp="http://schemas.openxmlformats.org/drawingml/2006/wordprocessingDrawing" xmlns:wpc="http://schemas.microsoft.com/office/word/2010/wordprocessingCanvas" xmlns:wpg="http://schemas.microsoft.com/office/word/2010/wordprocessingGroup" xmlns:wpi="http://schemas.microsoft.com/office/word/2010/wordprocessingInk" xmlns:wps="http://schemas.microsoft.com/office/word/2010/wordprocessingShape" mc:Ignorable="w14 wp14">
+  <w:p>
+    <w:pPr>
+      <w:pStyle w:val="Header"/>
+      <w:jc w:val="left"/>
+    </w:pPr>
+    <w:r/>
+    <w:r>
+      <w:rPr>
+        <w:rFonts w:ascii="Times New Roman" w:hAnsi="Times New Roman"/>
+        <w:b w:val="0"/>
+        <w:i w:val="0"/>
+        <w:color w:val="666666"/>
+        <w:sz w:val="17"/>
+      </w:rPr>
+      <w:t>Lindenhof und Partner mbB | Insolvenz- und Restrukturierungsakte | Bearbeitungsstand Juli 2026</w:t>
+    </w:r>
+  </w:p>
+</w:hdr>
 </file>
 
 <file path=word/numbering.xml><?xml version="1.0" encoding="utf-8"?>
@@ -1567,11 +1688,12 @@
       <w:contextualSpacing/>
     </w:pPr>
     <w:rPr>
-      <w:rFonts w:asciiTheme="majorHAnsi" w:eastAsiaTheme="majorEastAsia" w:hAnsiTheme="majorHAnsi" w:cstheme="majorBidi"/>
+      <w:rFonts w:asciiTheme="majorHAnsi" w:eastAsiaTheme="majorEastAsia" w:hAnsiTheme="majorHAnsi" w:cstheme="majorBidi" w:ascii="Times New Roman" w:hAnsi="Times New Roman"/>
+      <w:b/>
       <w:color w:val="17365D" w:themeColor="text2" w:themeShade="BF"/>
       <w:spacing w:val="5"/>
       <w:kern w:val="28"/>
-      <w:sz w:val="52"/>
+      <w:sz w:val="30"/>
       <w:szCs w:val="52"/>
     </w:rPr>
   </w:style>
